--- a/notes/期末报告-正式版.docx
+++ b/notes/期末报告-正式版.docx
@@ -132,7 +132,7 @@
           <w:sz w:val="24"/>
           <w:szCs w:val="24"/>
         </w:rPr>
-        <w:t xml:space="preserve">账号定位为“雅思听力＋阅读垂直干货号”，人设是“首考总分7.5、听力单项8.5的真实经验分享者”。之所以选择只聚焦听力和阅读两个单项，而不做泛雅思内容，是出于两点考虑：一是垂直内容更容易在同质化严重的雅思类账号中建立差异化记忆点；二是作者本人在这两个单项上有真实、可验证的高分经历，能够保证内容的可信度和专业感，避免“人设与内容脱节”的问题。</w:t>
+        <w:t xml:space="preserve">账号定位的确定参考了新媒体营销中的STP理论，即先对雅思备考人群进行细分（Segmenting），再选定目标市场（Targeting），最后确立差异化的产品定位（Positioning）[1]。账号定位为“雅思听力＋阅读垂直干货号”，人设是“首考总分7.5、听力单项8.5的真实经验分享者”。之所以选择只聚焦听力和阅读两个单项，而不做泛雅思内容，是出于两点考虑：一是垂直内容更容易在同质化严重的雅思类账号中建立差异化记忆点；二是作者本人在这两个单项上有真实、可验证的高分经历，能够保证内容的可信度和专业感，避免“人设与内容脱节”的问题。</w:t>
       </w:r>
     </w:p>
     <w:p>
@@ -190,7 +190,7 @@
           <w:sz w:val="24"/>
           <w:szCs w:val="24"/>
         </w:rPr>
-        <w:t xml:space="preserve">呈现形式上，采用真人出镜、英文原声口播，并烧录中文字幕。英文口播本身具有双重作用：一方面是对“高分经验分享者”人设的直接证明，另一方面也能吸引希望借助观看过程顺带练习听力的受众，形成受众范围的自然扩展；中文字幕则保证国内观众在不借助翻译的情况下完整理解内容。</w:t>
+        <w:t xml:space="preserve">呈现形式上，采用真人出镜、英文原声口播，并烧录中文字幕。这一设计呼应了内容营销中“真实性”（authenticity）对受众信任建立的重要作用[1]：英文口播本身具有双重作用，一方面是对“高分经验分享者”人设的直接证明，另一方面也能吸引希望借助观看过程顺带练习听力的受众，形成受众范围的自然扩展；中文字幕则保证国内观众在不借助翻译的情况下完整理解内容。</w:t>
       </w:r>
     </w:p>
     <w:p>
@@ -318,7 +318,7 @@
           <w:sz w:val="24"/>
           <w:szCs w:val="24"/>
         </w:rPr>
-        <w:t xml:space="preserve">平台差异化运营：抖音侧重短视频的完播率与标题冲击力，追求更大范围的曝光和涨粉；小红书则同时发布视频与图文笔记，并布局“雅思听力技巧”“雅思阅读方法”等高搜索量关键词，侧重通过搜索场景触达有明确备考需求、意图更精准的用户。</w:t>
+        <w:t xml:space="preserve">平台差异化运营：参照多渠道营销（multichannel marketing）理论中“不同渠道承担不同营销职能”的观点[3]，抖音侧重短视频的完播率与标题冲击力，追求更大范围的曝光和涨粉；小红书则同时发布视频与图文笔记，并布局“雅思听力技巧”“雅思阅读方法”等高搜索量关键词，侧重通过搜索场景触达有明确备考需求、意图更精准的用户。</w:t>
       </w:r>
     </w:p>
     <w:p>
@@ -805,7 +805,7 @@
           <w:sz w:val="24"/>
           <w:szCs w:val="24"/>
         </w:rPr>
-        <w:t xml:space="preserve">从数据对比可以看出，抖音与小红书在本次实践中呈现出明显不同的角色分工：抖音凭借算法推荐机制和短视频的强冲击力，带来了远高于小红书的点赞总量和涨粉速度，更适合承担“声量扩散”的功能；小红书的点赞数量相对较低，但由于其搜索属性和内容种草心智更强，带来的用户意图更精准，最终促成了从内容消费到私信咨询、再到实际付费的完整转化链路。</w:t>
+        <w:t xml:space="preserve">从数据对比可以看出，抖音与小红书在本次实践中呈现出明显不同的角色分工：抖音凭借算法推荐机制和短视频的强冲击力，带来了远高于小红书的点赞总量和涨粉速度，更适合承担“声量扩散”的功能；小红书的点赞数量相对较低，但由于其搜索属性和内容种草心智更强，带来的用户意图更精准，最终促成了从内容消费到私信咨询、再到实际付费的完整转化链路，这与社交商务理论中“社交互动可以降低决策不确定性、进而推动购买转化”的观点相印证[2]。</w:t>
       </w:r>
     </w:p>
     <w:p>
@@ -878,6 +878,74 @@
           <w:szCs w:val="24"/>
         </w:rPr>
         <w:t xml:space="preserve">后续若继续运营该账号，可以考虑：一是持续产出“阅读篇”系列内容，丰富账号的内容矩阵；二是跟进已促成试课转化的用户的后续留存情况，评估内容营销对长期付费关系的带动作用；三是进一步优化小红书笔记的关键词布局，提升搜索场景下的曝光效率。</w:t>
+      </w:r>
+    </w:p>
+    <w:p>
+      <w:pPr>
+        <w:pStyle w:val="Heading1"/>
+        <w:spacing w:after="160" w:before="240"/>
+      </w:pPr>
+      <w:r>
+        <w:rPr>
+          <w:rFonts w:ascii="SimSun" w:cs="SimSun" w:eastAsia="SimSun" w:hAnsi="SimSun"/>
+          <w:b/>
+          <w:bCs/>
+          <w:sz w:val="28"/>
+          <w:szCs w:val="28"/>
+        </w:rPr>
+        <w:t xml:space="preserve">参考文献</w:t>
+      </w:r>
+    </w:p>
+    <w:p>
+      <w:pPr>
+        <w:spacing w:after="120" w:line="360" w:lineRule="exact"/>
+      </w:pPr>
+      <w:r>
+        <w:rPr>
+          <w:rFonts w:ascii="SimSun" w:cs="SimSun" w:eastAsia="SimSun" w:hAnsi="SimSun"/>
+          <w:sz w:val="24"/>
+          <w:szCs w:val="24"/>
+        </w:rPr>
+        <w:t xml:space="preserve">以下按GB/T 7714-2025《信息与文献 参考文献著录规则》顺序编码制格式列出，[3]的版本信息请核对后补全（课程参考书目仅给出书名与版次，未注明出版社和年份）。</w:t>
+      </w:r>
+    </w:p>
+    <w:p>
+      <w:pPr>
+        <w:spacing w:after="120" w:line="360" w:lineRule="exact"/>
+      </w:pPr>
+      <w:r>
+        <w:rPr>
+          <w:rFonts w:ascii="SimSun" w:cs="SimSun" w:eastAsia="SimSun" w:hAnsi="SimSun"/>
+          <w:sz w:val="24"/>
+          <w:szCs w:val="24"/>
+        </w:rPr>
+        <w:t xml:space="preserve">[1] 杜鹏, 樊帅巾. 新媒体营销: 基础、策略与工具[M]. 北京: 清华大学出版社, 2024.</w:t>
+      </w:r>
+    </w:p>
+    <w:p>
+      <w:pPr>
+        <w:spacing w:after="120" w:line="360" w:lineRule="exact"/>
+      </w:pPr>
+      <w:r>
+        <w:rPr>
+          <w:rFonts w:ascii="SimSun" w:cs="SimSun" w:eastAsia="SimSun" w:hAnsi="SimSun"/>
+          <w:sz w:val="24"/>
+          <w:szCs w:val="24"/>
+        </w:rPr>
+        <w:t xml:space="preserve">[2] TURBAN E, STRAUSS J, LAI L. Social Commerce: Marketing, Technology and Management[M]. 朱镇, 等译. 北京: 机械工业出版社, 2018.</w:t>
+      </w:r>
+    </w:p>
+    <w:p>
+      <w:pPr>
+        <w:spacing w:after="120" w:line="360" w:lineRule="exact"/>
+      </w:pPr>
+      <w:r>
+        <w:rPr>
+          <w:rFonts w:ascii="SimSun" w:cs="SimSun" w:eastAsia="SimSun" w:hAnsi="SimSun"/>
+          <w:sz w:val="24"/>
+          <w:szCs w:val="24"/>
+        </w:rPr>
+        <w:t xml:space="preserve">[3] STRAUSS J, FROST R. E-Marketing[M]. 7th ed. ［出版社、出版年请核对后补全］.</w:t>
       </w:r>
     </w:p>
     <w:sectPr>
